--- a/lessions/0005_1.docx
+++ b/lessions/0005_1.docx
@@ -201,7 +201,21 @@
         <w:ind w:left="720"/>
       </w:pPr>
       <w:r>
-        <w:t>40: fifty</w:t>
+        <w:t>40: f</w:t>
+      </w:r>
+      <w:r>
+        <w:t>or</w:t>
+      </w:r>
+      <w:r>
+        <w:t>ty</w:t>
+      </w:r>
+    </w:p>
+    <w:p>
+      <w:pPr>
+        <w:ind w:left="720"/>
+      </w:pPr>
+      <w:r>
+        <w:t>50: fifty</w:t>
       </w:r>
     </w:p>
     <w:p>
@@ -246,6 +260,7 @@
     </w:p>
     <w:p>
       <w:r>
+        <w:lastRenderedPageBreak/>
         <w:t>Bổ sung:</w:t>
       </w:r>
     </w:p>
@@ -254,7 +269,6 @@
         <w:ind w:left="720"/>
       </w:pPr>
       <w:r>
-        <w:lastRenderedPageBreak/>
         <w:t>21: twenty – one</w:t>
       </w:r>
     </w:p>
@@ -626,6 +640,7 @@
         <w:ind w:firstLine="720"/>
       </w:pPr>
       <w:r>
+        <w:lastRenderedPageBreak/>
         <w:t>70</w:t>
       </w:r>
       <w:r>
@@ -643,7 +658,6 @@
         <w:ind w:firstLine="720"/>
       </w:pPr>
       <w:r>
-        <w:lastRenderedPageBreak/>
         <w:t>80</w:t>
       </w:r>
       <w:r>
